--- a/examples/timetable.docx
+++ b/examples/timetable.docx
@@ -7,13 +7,18 @@
         <w:pStyle w:val="a5"/>
       </w:pPr>
       <w:r>
-        <w:t xml:space="preserve">SunQuarTeX Example - </w:t>
-      </w:r>
-      <w:r>
         <w:rPr>
           <w:rFonts w:hint="eastAsia"/>
         </w:rPr>
         <w:t xml:space="preserve">课表</w:t>
+      </w:r>
+    </w:p>
+    <w:p>
+      <w:pPr>
+        <w:pStyle w:val="a6"/>
+      </w:pPr>
+      <w:r>
+        <w:t xml:space="preserve">SunQuarTeX Examples</w:t>
       </w:r>
     </w:p>
     <w:p>
